--- a/assets/pdf/Donald_Resume_clean.docx
+++ b/assets/pdf/Donald_Resume_clean.docx
@@ -140,6 +140,9 @@
       <w:pPr>
         <w:pStyle w:val="Heading2"/>
         <w:ind w:left="720"/>
+        <w:rPr>
+          <w:rStyle w:val="background-details"/>
+        </w:rPr>
       </w:pPr>
       <w:r>
         <w:t xml:space="preserve">Industrial Engineer </w:t>
@@ -162,66 +165,6 @@
     <w:p>
       <w:pPr>
         <w:ind w:left="720"/>
-        <w:rPr>
-          <w:rStyle w:val="background-details"/>
-        </w:rPr>
-      </w:pPr>
-      <w:r>
-        <w:rPr>
-          <w:rStyle w:val="background-details"/>
-        </w:rPr>
-        <w:t xml:space="preserve">Manager </w:t>
-      </w:r>
-      <w:r>
-        <w:rPr>
-          <w:rStyle w:val="background-details"/>
-        </w:rPr>
-        <w:t>leading</w:t>
-      </w:r>
-      <w:r>
-        <w:rPr>
-          <w:rStyle w:val="background-details"/>
-        </w:rPr>
-        <w:t xml:space="preserve"> </w:t>
-      </w:r>
-      <w:r>
-        <w:rPr>
-          <w:rStyle w:val="background-details"/>
-        </w:rPr>
-        <w:t>a team</w:t>
-      </w:r>
-      <w:r>
-        <w:rPr>
-          <w:rStyle w:val="background-details"/>
-        </w:rPr>
-        <w:t xml:space="preserve"> </w:t>
-      </w:r>
-      <w:r>
-        <w:rPr>
-          <w:rStyle w:val="background-details"/>
-        </w:rPr>
-        <w:t xml:space="preserve">of </w:t>
-      </w:r>
-      <w:r>
-        <w:rPr>
-          <w:rStyle w:val="background-details"/>
-        </w:rPr>
-        <w:t xml:space="preserve">17-20 </w:t>
-      </w:r>
-      <w:r>
-        <w:rPr>
-          <w:rStyle w:val="background-details"/>
-        </w:rPr>
-        <w:t>Industrial Engineers to develop metrics, data analytics, process improvement opportunities, resources allocation, and constraint mitigation plans.</w:t>
-      </w:r>
-    </w:p>
-    <w:p>
-      <w:pPr>
-        <w:pStyle w:val="ListParagraph"/>
-        <w:numPr>
-          <w:ilvl w:val="0"/>
-          <w:numId w:val="6"/>
-        </w:numPr>
         <w:rPr>
           <w:rStyle w:val="background-details"/>
           <w:sz w:val="20"/>
@@ -240,6 +183,15 @@
           <w:docGrid w:linePitch="360"/>
         </w:sectPr>
       </w:pPr>
+      <w:r>
+        <w:t>Led a team of 17-20 Industrial Engineers to develop and implement metrics and data analytics processes, improving resource allocation efficiency and mitigating constra</w:t>
+      </w:r>
+      <w:r>
+        <w:rPr>
+          <w:rStyle w:val="background-details"/>
+        </w:rPr>
+        <w:t>ints.</w:t>
+      </w:r>
     </w:p>
     <w:p>
       <w:pPr>
@@ -268,7 +220,7 @@
           <w:sz w:val="20"/>
           <w:szCs w:val="20"/>
         </w:rPr>
-        <w:t xml:space="preserve">AI/ML </w:t>
+        <w:t>AI/ML Project</w:t>
       </w:r>
       <w:r>
         <w:rPr>
@@ -276,7 +228,7 @@
           <w:sz w:val="20"/>
           <w:szCs w:val="20"/>
         </w:rPr>
-        <w:t xml:space="preserve">Capstone </w:t>
+        <w:t xml:space="preserve"> </w:t>
       </w:r>
       <w:r>
         <w:rPr>
@@ -284,7 +236,7 @@
           <w:sz w:val="20"/>
           <w:szCs w:val="20"/>
         </w:rPr>
-        <w:t>Project</w:t>
+        <w:t xml:space="preserve">to </w:t>
       </w:r>
       <w:r>
         <w:rPr>
@@ -292,7 +244,7 @@
           <w:sz w:val="20"/>
           <w:szCs w:val="20"/>
         </w:rPr>
-        <w:t xml:space="preserve"> </w:t>
+        <w:t>f</w:t>
       </w:r>
       <w:r>
         <w:rPr>
@@ -300,7 +252,7 @@
           <w:sz w:val="20"/>
           <w:szCs w:val="20"/>
         </w:rPr>
-        <w:t>f</w:t>
+        <w:t>orecast prod</w:t>
       </w:r>
       <w:r>
         <w:rPr>
@@ -308,7 +260,7 @@
           <w:sz w:val="20"/>
           <w:szCs w:val="20"/>
         </w:rPr>
-        <w:t>orecasting prod</w:t>
+        <w:t xml:space="preserve"> </w:t>
       </w:r>
       <w:r>
         <w:rPr>
@@ -316,7 +268,7 @@
           <w:sz w:val="20"/>
           <w:szCs w:val="20"/>
         </w:rPr>
-        <w:t xml:space="preserve"> </w:t>
+        <w:t>s</w:t>
       </w:r>
       <w:r>
         <w:rPr>
@@ -1259,10 +1211,7 @@
         <w:t xml:space="preserve"> </w:t>
       </w:r>
       <w:r>
-        <w:t>Process Simulator</w:t>
-      </w:r>
-      <w:r>
-        <w:t xml:space="preserve">, </w:t>
+        <w:t xml:space="preserve">Process Simulator, </w:t>
       </w:r>
       <w:proofErr w:type="spellStart"/>
       <w:r>
@@ -2504,7 +2453,6 @@
     <w:next w:val="Normal"/>
     <w:link w:val="Heading2Char"/>
     <w:uiPriority w:val="9"/>
-    <w:semiHidden/>
     <w:unhideWhenUsed/>
     <w:qFormat/>
     <w:rsid w:val="00160AFB"/>
@@ -2672,7 +2620,6 @@
     <w:basedOn w:val="DefaultParagraphFont"/>
     <w:link w:val="Heading2"/>
     <w:uiPriority w:val="9"/>
-    <w:semiHidden/>
     <w:rsid w:val="00160AFB"/>
     <w:rPr>
       <w:rFonts w:asciiTheme="majorHAnsi" w:eastAsiaTheme="majorEastAsia" w:hAnsiTheme="majorHAnsi" w:cstheme="majorBidi"/>
